--- a/Lab 1/Requirements specification for Sale business process.docx
+++ b/Lab 1/Requirements specification for Sale business process.docx
@@ -247,13 +247,19 @@
       </w:pPr>
     </w:p>
     <w:p>
-      <w:r>
+      <w:pPr>
+        <w:jc w:val="center"/>
+      </w:pPr>
+      <w:r>
+        <w:rPr>
+          <w:noProof/>
+        </w:rPr>
         <w:lastRenderedPageBreak/>
         <w:drawing>
-          <wp:inline distT="0" distB="0" distL="0" distR="0" wp14:anchorId="65DCDDB4" wp14:editId="47E87699">
-            <wp:extent cx="4461242" cy="2636322"/>
-            <wp:effectExtent l="0" t="0" r="0" b="0"/>
-            <wp:docPr id="1637973247" name="Obraz 1"/>
+          <wp:inline distT="0" distB="0" distL="0" distR="0" wp14:anchorId="75B55DD6" wp14:editId="3BB88A1A">
+            <wp:extent cx="5017324" cy="2813949"/>
+            <wp:effectExtent l="0" t="0" r="0" b="5715"/>
+            <wp:docPr id="497975750" name="Obraz 1"/>
             <wp:cNvGraphicFramePr>
               <a:graphicFrameLocks xmlns:a="http://schemas.openxmlformats.org/drawingml/2006/main" noChangeAspect="1"/>
             </wp:cNvGraphicFramePr>
@@ -261,7 +267,7 @@
               <a:graphicData uri="http://schemas.openxmlformats.org/drawingml/2006/picture">
                 <pic:pic xmlns:pic="http://schemas.openxmlformats.org/drawingml/2006/picture">
                   <pic:nvPicPr>
-                    <pic:cNvPr id="1637973247" name=""/>
+                    <pic:cNvPr id="497975750" name=""/>
                     <pic:cNvPicPr/>
                   </pic:nvPicPr>
                   <pic:blipFill>
@@ -273,7 +279,7 @@
                   <pic:spPr>
                     <a:xfrm>
                       <a:off x="0" y="0"/>
-                      <a:ext cx="4467496" cy="2640018"/>
+                      <a:ext cx="5018465" cy="2814589"/>
                     </a:xfrm>
                     <a:prstGeom prst="rect">
                       <a:avLst/>
@@ -290,10 +296,10 @@
           <w:noProof/>
         </w:rPr>
         <w:drawing>
-          <wp:inline distT="0" distB="0" distL="0" distR="0" wp14:anchorId="16BAEC1A" wp14:editId="53D83D4F">
-            <wp:extent cx="4890964" cy="6175169"/>
-            <wp:effectExtent l="0" t="0" r="5080" b="0"/>
-            <wp:docPr id="731139819" name="Obraz 1"/>
+          <wp:inline distT="0" distB="0" distL="0" distR="0" wp14:anchorId="2C0E5A60" wp14:editId="142C6283">
+            <wp:extent cx="4039220" cy="5480462"/>
+            <wp:effectExtent l="0" t="0" r="0" b="6350"/>
+            <wp:docPr id="1311137954" name="Obraz 1"/>
             <wp:cNvGraphicFramePr>
               <a:graphicFrameLocks xmlns:a="http://schemas.openxmlformats.org/drawingml/2006/main" noChangeAspect="1"/>
             </wp:cNvGraphicFramePr>
@@ -301,7 +307,7 @@
               <a:graphicData uri="http://schemas.openxmlformats.org/drawingml/2006/picture">
                 <pic:pic xmlns:pic="http://schemas.openxmlformats.org/drawingml/2006/picture">
                   <pic:nvPicPr>
-                    <pic:cNvPr id="731139819" name=""/>
+                    <pic:cNvPr id="1311137954" name=""/>
                     <pic:cNvPicPr/>
                   </pic:nvPicPr>
                   <pic:blipFill>
@@ -313,7 +319,7 @@
                   <pic:spPr>
                     <a:xfrm>
                       <a:off x="0" y="0"/>
-                      <a:ext cx="4909044" cy="6197997"/>
+                      <a:ext cx="4041813" cy="5483981"/>
                     </a:xfrm>
                     <a:prstGeom prst="rect">
                       <a:avLst/>
@@ -335,12 +341,12 @@
         </w:numPr>
       </w:pPr>
       <w:r>
+        <w:t>Marketing excel</w:t>
+      </w:r>
+    </w:p>
+    <w:p>
+      <w:r>
         <w:lastRenderedPageBreak/>
-        <w:t>Marketing excel</w:t>
-      </w:r>
-    </w:p>
-    <w:p>
-      <w:r>
         <w:t xml:space="preserve">Sheet 1 (Information about marketing in the real estate agency, each line describes one apartment, line 1 is a header row): </w:t>
       </w:r>
     </w:p>
@@ -442,7 +448,13 @@
       </w:r>
       <w:r>
         <w:tab/>
-        <w:t>Column J:Methods used to market( types are divided with “/”)</w:t>
+        <w:t>Column J:Methods used to market( types are divided with “</w:t>
+      </w:r>
+      <w:r>
+        <w:t>,</w:t>
+      </w:r>
+      <w:r>
+        <w:t>”)</w:t>
       </w:r>
     </w:p>
     <w:p>
@@ -681,7 +693,6 @@
         </w:numPr>
       </w:pPr>
       <w:r>
-        <w:lastRenderedPageBreak/>
         <w:t>How do local events affect property demand and marketing effectiveness</w:t>
       </w:r>
       <w:r>
@@ -706,6 +717,7 @@
         </w:numPr>
       </w:pPr>
       <w:r>
+        <w:lastRenderedPageBreak/>
         <w:t>What marketing channel give us the most clients</w:t>
       </w:r>
       <w:r>
@@ -1014,25 +1026,25 @@
         </w:numPr>
       </w:pPr>
       <w:r>
+        <w:t xml:space="preserve">Date of sale – database – </w:t>
+      </w:r>
+      <w:r>
+        <w:t xml:space="preserve">Property </w:t>
+      </w:r>
+      <w:r>
+        <w:t>Sale – sale date</w:t>
+      </w:r>
+    </w:p>
+    <w:p>
+      <w:pPr>
+        <w:pStyle w:val="Akapitzlist"/>
+        <w:numPr>
+          <w:ilvl w:val="1"/>
+          <w:numId w:val="7"/>
+        </w:numPr>
+      </w:pPr>
+      <w:r>
         <w:lastRenderedPageBreak/>
-        <w:t xml:space="preserve">Date of sale – database – </w:t>
-      </w:r>
-      <w:r>
-        <w:t xml:space="preserve">Property </w:t>
-      </w:r>
-      <w:r>
-        <w:t>Sale – sale date</w:t>
-      </w:r>
-    </w:p>
-    <w:p>
-      <w:pPr>
-        <w:pStyle w:val="Akapitzlist"/>
-        <w:numPr>
-          <w:ilvl w:val="1"/>
-          <w:numId w:val="7"/>
-        </w:numPr>
-      </w:pPr>
-      <w:r>
         <w:t>Starting date of the campaign – Marketing excel -Column H – to calculate period</w:t>
       </w:r>
     </w:p>
